--- a/public/templates/diploma.docx
+++ b/public/templates/diploma.docx
@@ -70,7 +70,7 @@
           <w:szCs w:val="24"/>
           <w:lang w:val="pt-BR"/>
         </w:rPr>
-        <w:t xml:space="preserve">{nome_estudante}, portador do B.I nº {numero_BI}, emitido pelo arquivo de identificação civil da cidade da {cidade_emissaoBI} em {data_emissaoBI}, residente na cidade da {cidade_emissaoBI}, provincia de {provincia_emissaoBI}, estudante desta universidade no periodo {periodo_frequentado} na faculdade de {faculdade_}, com registro acadêmico nº {codigo_estudante}, no curso de {curso_frequentado}, vem mui respeitosamente requerer a V.Excia </w:t>
+        <w:t xml:space="preserve">{nome_estudante}, portador do B.I nº {numero_BI}, emitido pelo arquivo de identificação civil da cidade da {cidade_emissaoBI} em {data_emissaoBI}, residente na cidade da {cidade_emissaoBI}, provincia de {provincia_emissaoBI}, estudante desta universidade no periodo {periodo_frequentado} na {faculdade_}, com registro acadêmico nº {codigo_estudante}, no curso de {curso_frequentado}, vem mui respeitosamente requerer a V.Excia </w:t>
       </w:r>
       <w:r>
         <w:rPr>
@@ -316,11 +316,12 @@
         <w:spacing w:line="360" w:lineRule="auto"/>
         <w:jc w:val="right"/>
         <w:rPr>
-          <w:rFonts w:ascii="Times New Roman" w:hAnsi="Times New Roman" w:cs="Times New Roman"/>
+          <w:rFonts w:ascii="Times New Roman" w:eastAsia="Times New Roman" w:hAnsi="Times New Roman" w:cs="Times New Roman"/>
           <w:b/>
           <w:bCs/>
           <w:sz w:val="24"/>
           <w:szCs w:val="24"/>
+          <w:lang w:val="pt-MZ"/>
         </w:rPr>
       </w:pPr>
       <w:r>
@@ -332,8 +333,54 @@
           <w:szCs w:val="24"/>
           <w:lang w:val="pt-BR"/>
         </w:rPr>
-        <w:t>Contacto: 877499285</w:t>
+        <w:t xml:space="preserve">Contacto: </w:t>
       </w:r>
+      <w:r>
+        <w:rPr>
+          <w:rFonts w:ascii="Times New Roman" w:eastAsia="Times New Roman" w:hAnsi="Times New Roman" w:cs="Times New Roman"/>
+          <w:b/>
+          <w:bCs/>
+          <w:sz w:val="24"/>
+          <w:szCs w:val="24"/>
+          <w:lang w:val="pt-BR"/>
+        </w:rPr>
+        <w:t>{</w:t>
+      </w:r>
+      <w:r>
+        <w:rPr>
+          <w:rFonts w:ascii="Times New Roman" w:eastAsia="Times New Roman" w:hAnsi="Times New Roman" w:cs="Times New Roman"/>
+          <w:b/>
+          <w:bCs/>
+          <w:sz w:val="24"/>
+          <w:szCs w:val="24"/>
+          <w:lang w:val="pt-MZ"/>
+        </w:rPr>
+        <w:t>contacto_estudante</w:t>
+      </w:r>
+      <w:r>
+        <w:rPr>
+          <w:rFonts w:ascii="Times New Roman" w:eastAsia="Times New Roman" w:hAnsi="Times New Roman" w:cs="Times New Roman"/>
+          <w:b/>
+          <w:bCs/>
+          <w:sz w:val="24"/>
+          <w:szCs w:val="24"/>
+          <w:lang w:val="pt-MZ"/>
+        </w:rPr>
+        <w:t>}</w:t>
+      </w:r>
+    </w:p>
+    <w:p>
+      <w:pPr>
+        <w:spacing w:line="360" w:lineRule="auto"/>
+        <w:jc w:val="right"/>
+        <w:rPr>
+          <w:rFonts w:ascii="Times New Roman" w:hAnsi="Times New Roman" w:cs="Times New Roman"/>
+          <w:b/>
+          <w:bCs/>
+          <w:sz w:val="24"/>
+          <w:szCs w:val="24"/>
+        </w:rPr>
+      </w:pPr>
     </w:p>
     <w:sectPr>
       <w:pgSz w:w="12240" w:h="15840"/>

--- a/public/templates/diploma.docx
+++ b/public/templates/diploma.docx
@@ -86,9 +86,18 @@
           <w:rFonts w:ascii="Times New Roman" w:eastAsia="Times New Roman" w:hAnsi="Times New Roman" w:cs="Times New Roman"/>
           <w:sz w:val="24"/>
           <w:szCs w:val="24"/>
+          <w:lang w:val="pt-PT"/>
+        </w:rPr>
+        <w:t>, p</w:t>
+      </w:r>
+      <w:r>
+        <w:rPr>
+          <w:rFonts w:ascii="Times New Roman" w:eastAsia="Times New Roman" w:hAnsi="Times New Roman" w:cs="Times New Roman"/>
+          <w:sz w:val="24"/>
+          <w:szCs w:val="24"/>
           <w:lang w:val="pt-BR"/>
         </w:rPr>
-        <w:t>. Pelo que:</w:t>
+        <w:t>elo que:</w:t>
       </w:r>
     </w:p>
     <w:p>
@@ -1027,6 +1036,7 @@
   <w:style w:type="character" w:default="1" w:styleId="Tipodeletrapredefinidodopargrafo">
     <w:name w:val="Default Paragraph Font"/>
     <w:uiPriority w:val="1"/>
+    <w:semiHidden/>
     <w:unhideWhenUsed/>
   </w:style>
   <w:style w:type="table" w:default="1" w:styleId="Tabelanormal">

--- a/public/templates/diploma.docx
+++ b/public/templates/diploma.docx
@@ -60,6 +60,7 @@
           <w:rFonts w:ascii="Times New Roman" w:hAnsi="Times New Roman" w:cs="Times New Roman"/>
           <w:sz w:val="24"/>
           <w:szCs w:val="24"/>
+          <w:u w:val="single"/>
           <w:lang w:val="pt-PT"/>
         </w:rPr>
       </w:pPr>
@@ -68,9 +69,9 @@
           <w:rFonts w:ascii="Times New Roman" w:eastAsia="Times New Roman" w:hAnsi="Times New Roman" w:cs="Times New Roman"/>
           <w:sz w:val="24"/>
           <w:szCs w:val="24"/>
-          <w:lang w:val="pt-BR"/>
+          <w:lang w:val="pt-PT"/>
         </w:rPr>
-        <w:t xml:space="preserve">{nome_estudante}, portador do B.I nº {numero_BI}, emitido pelo arquivo de identificação civil da cidade da {cidade_emissaoBI} em {data_emissaoBI}, residente na cidade da {cidade_emissaoBI}, provincia de {provincia_emissaoBI}, estudante desta universidade no periodo {periodo_frequentado} na {faculdade_}, com registro acadêmico nº {codigo_estudante}, no curso de {curso_frequentado}, vem mui respeitosamente requerer a V.Excia </w:t>
+        <w:t xml:space="preserve">{nome_estudante}, portador do B.I. nº {numero_BI} passado pelo arquivo de identificação Civil de {cidade_emissaoBI}, em {data_emissaoBI}, residente na cidade da {cidade_residencia}, Província de {provincia_residencia}, de </w:t>
       </w:r>
       <w:r>
         <w:rPr>
@@ -79,7 +80,7 @@
           <w:szCs w:val="24"/>
           <w:lang w:val="pt-PT"/>
         </w:rPr>
-        <w:t>que se digne autorizar a emissão do diploma de conclusão do referido curso</w:t>
+        <w:t>N</w:t>
       </w:r>
       <w:r>
         <w:rPr>
@@ -88,29 +89,53 @@
           <w:szCs w:val="24"/>
           <w:lang w:val="pt-PT"/>
         </w:rPr>
-        <w:t>, p</w:t>
+        <w:t xml:space="preserve">acionalidade </w:t>
       </w:r>
       <w:r>
         <w:rPr>
           <w:rFonts w:ascii="Times New Roman" w:eastAsia="Times New Roman" w:hAnsi="Times New Roman" w:cs="Times New Roman"/>
           <w:sz w:val="24"/>
           <w:szCs w:val="24"/>
-          <w:lang w:val="pt-BR"/>
+          <w:lang w:val="pt-PT"/>
         </w:rPr>
-        <w:t>elo que:</w:t>
+        <w:t>M</w:t>
       </w:r>
-    </w:p>
-    <w:p>
-      <w:pPr>
-        <w:spacing w:line="360" w:lineRule="auto"/>
-        <w:jc w:val="both"/>
+      <w:r>
         <w:rPr>
-          <w:rFonts w:ascii="Times New Roman" w:hAnsi="Times New Roman" w:cs="Times New Roman"/>
+          <w:rFonts w:ascii="Times New Roman" w:eastAsia="Times New Roman" w:hAnsi="Times New Roman" w:cs="Times New Roman"/>
           <w:sz w:val="24"/>
           <w:szCs w:val="24"/>
           <w:lang w:val="pt-PT"/>
         </w:rPr>
-      </w:pPr>
+        <w:t>oçambicana</w:t>
+      </w:r>
+      <w:r>
+        <w:rPr>
+          <w:rFonts w:ascii="Times New Roman" w:eastAsia="Times New Roman" w:hAnsi="Times New Roman" w:cs="Times New Roman"/>
+          <w:sz w:val="24"/>
+          <w:szCs w:val="24"/>
+          <w:lang w:val="pt-PT"/>
+        </w:rPr>
+        <w:t>, estudante nesta Universidade</w:t>
+      </w:r>
+      <w:r>
+        <w:rPr>
+          <w:rFonts w:ascii="Times New Roman" w:eastAsia="Times New Roman" w:hAnsi="Times New Roman" w:cs="Times New Roman"/>
+          <w:sz w:val="24"/>
+          <w:szCs w:val="24"/>
+          <w:lang w:val="pt-PT"/>
+        </w:rPr>
+        <w:t>,</w:t>
+      </w:r>
+      <w:r>
+        <w:rPr>
+          <w:rFonts w:ascii="Times New Roman" w:eastAsia="Times New Roman" w:hAnsi="Times New Roman" w:cs="Times New Roman"/>
+          <w:sz w:val="24"/>
+          <w:szCs w:val="24"/>
+          <w:lang w:val="pt-PT"/>
+        </w:rPr>
+        <w:t xml:space="preserve"> no ano lectivo de {ano_lectivo}, no periodo {periodo_frequentado} na {faculdade_}, com o registo académico nr: {codigo_estudante}, no curso de {curso_frequentado} {ano_do_curso} ano, vem mui respeitosamente requerer a V. Excia se digne autorizar a emissão do diploma de conclusão do referido curso, pelo que;</w:t>
+      </w:r>
     </w:p>
     <w:p>
       <w:pPr>
@@ -211,7 +236,25 @@
           <w:szCs w:val="24"/>
           <w:lang w:val="pt-BR"/>
         </w:rPr>
-        <w:t>Beira aos, {data_do_dia}</w:t>
+        <w:t>Beira,</w:t>
+      </w:r>
+      <w:r>
+        <w:rPr>
+          <w:rFonts w:ascii="Times New Roman" w:eastAsia="Times New Roman" w:hAnsi="Times New Roman" w:cs="Times New Roman"/>
+          <w:sz w:val="24"/>
+          <w:szCs w:val="24"/>
+          <w:lang w:val="pt-BR"/>
+        </w:rPr>
+        <w:t xml:space="preserve"> aos</w:t>
+      </w:r>
+      <w:r>
+        <w:rPr>
+          <w:rFonts w:ascii="Times New Roman" w:eastAsia="Times New Roman" w:hAnsi="Times New Roman" w:cs="Times New Roman"/>
+          <w:sz w:val="24"/>
+          <w:szCs w:val="24"/>
+          <w:lang w:val="pt-BR"/>
+        </w:rPr>
+        <w:t xml:space="preserve"> {data_do_dia}</w:t>
       </w:r>
     </w:p>
     <w:p>
@@ -388,6 +431,7 @@
           <w:bCs/>
           <w:sz w:val="24"/>
           <w:szCs w:val="24"/>
+          <w:lang w:val="pt-PT"/>
         </w:rPr>
       </w:pPr>
     </w:p>
